--- a/Releases/V4.0_Stable/Decoupe/22_Clochette.docx
+++ b/Releases/V4.0_Stable/Decoupe/22_Clochette.docx
@@ -241,15 +241,6 @@
     </w:p>
     <w:p>
       <w:pPr>
-        <w:spacing w:before="60" w:after="60" w:line="300" w:lineRule="auto"/>
-        <w:jc w:val="both"/>
-      </w:pPr>
-      <w:r>
-        <w:t>Mondaine. Mariée à Sir Tatoine (qui ignore tout). Vous étiez au bar à poser des réussites de 17h00 à 17h45, avec vue par la baie sur le jardin.</w:t>
-      </w:r>
-    </w:p>
-    <w:p>
-      <w:pPr>
         <w:spacing w:before="240" w:after="100"/>
       </w:pPr>
       <w:r>
@@ -260,6 +251,135 @@
           <w:sz w:val="24"/>
           <w:szCs w:val="24"/>
         </w:rPr>
+        <w:t xml:space="preserve">❧  DEUX QUESTIONS RÉCURRENTES (Chloé peut les poser à tout convive)  ❧</w:t>
+      </w:r>
+    </w:p>
+    <w:p>
+      <w:pPr>
+        <w:spacing w:before="240" w:after="100"/>
+      </w:pPr>
+      <w:r>
+        <w:rPr>
+          <w:b/>
+          <w:bCs/>
+          <w:color w:val="5D4037"/>
+          <w:sz w:val="24"/>
+          <w:szCs w:val="24"/>
+        </w:rPr>
+        <w:t xml:space="preserve">Sur Léa : « Une amie de cartes. Une plume redoutable au journal des mondains. »</w:t>
+      </w:r>
+    </w:p>
+    <w:p>
+      <w:pPr>
+        <w:spacing w:before="240" w:after="100"/>
+      </w:pPr>
+      <w:r>
+        <w:rPr>
+          <w:b/>
+          <w:bCs/>
+          <w:color w:val="5D4037"/>
+          <w:sz w:val="24"/>
+          <w:szCs w:val="24"/>
+        </w:rPr>
+        <w:t xml:space="preserve">Sur quelque chose d’étrange peu avant sa mort : « Rien — j’étais au bar, vue de tous. Je tenais mes cartes plus serrées que d’habitude, c’est tout. »</w:t>
+      </w:r>
+    </w:p>
+    <w:p>
+      <w:pPr>
+        <w:spacing w:before="240" w:after="100"/>
+      </w:pPr>
+      <w:r>
+        <w:rPr>
+          <w:b/>
+          <w:bCs/>
+          <w:color w:val="5D4037"/>
+          <w:sz w:val="24"/>
+          <w:szCs w:val="24"/>
+        </w:rPr>
+        <w:t xml:space="preserve">❧  VOTRE RESSENTI SUR LA JOURNÉE  ❧</w:t>
+      </w:r>
+    </w:p>
+    <w:p>
+      <w:pPr>
+        <w:spacing w:before="240" w:after="100"/>
+      </w:pPr>
+      <w:r>
+        <w:rPr>
+          <w:b/>
+          <w:bCs/>
+          <w:color w:val="5D4037"/>
+          <w:sz w:val="24"/>
+          <w:szCs w:val="24"/>
+        </w:rPr>
+        <w:t xml:space="preserve">« Profondément peinée. Je veux qu’on parle d’elle avec décence après tout cela. »</w:t>
+      </w:r>
+    </w:p>
+    <w:p>
+      <w:pPr>
+        <w:spacing w:before="240" w:after="100"/>
+      </w:pPr>
+      <w:r>
+        <w:rPr>
+          <w:b/>
+          <w:bCs/>
+          <w:color w:val="5D4037"/>
+          <w:sz w:val="24"/>
+          <w:szCs w:val="24"/>
+        </w:rPr>
+        <w:t xml:space="preserve">❧  SI VOUS NE SAVEZ PAS QUOI RÉPONDRE  ❧</w:t>
+      </w:r>
+    </w:p>
+    <w:p>
+      <w:pPr>
+        <w:spacing w:before="240" w:after="100"/>
+      </w:pPr>
+      <w:r>
+        <w:rPr>
+          <w:b/>
+          <w:bCs/>
+          <w:color w:val="5D4037"/>
+          <w:sz w:val="24"/>
+          <w:szCs w:val="24"/>
+        </w:rPr>
+        <w:t xml:space="preserve">Esquive type : « Demandez-moi sur les déplacements depuis le bar — je vois bien la baie. »</w:t>
+      </w:r>
+    </w:p>
+    <w:p>
+      <w:pPr>
+        <w:spacing w:before="240" w:after="100"/>
+      </w:pPr>
+      <w:r>
+        <w:rPr>
+          <w:b/>
+          <w:bCs/>
+          <w:color w:val="5D4037"/>
+          <w:sz w:val="24"/>
+          <w:szCs w:val="24"/>
+        </w:rPr>
+        <w:t xml:space="preserve">Sur vos dettes de jeu : NIEZ jusqu’à ce que Chloé brandisse le mot froissé.</w:t>
+      </w:r>
+    </w:p>
+    <w:p>
+      <w:pPr>
+        <w:spacing w:before="60" w:after="60" w:line="300" w:lineRule="auto"/>
+        <w:jc w:val="both"/>
+      </w:pPr>
+      <w:r>
+        <w:t>Mondaine. Mariée à Sir Tatoine (qui ignore tout). Vous étiez au bar à poser des réussites de 17h00 à 17h45, avec vue par la baie sur le jardin.</w:t>
+      </w:r>
+    </w:p>
+    <w:p>
+      <w:pPr>
+        <w:spacing w:before="240" w:after="100"/>
+      </w:pPr>
+      <w:r>
+        <w:rPr>
+          <w:b/>
+          <w:bCs/>
+          <w:color w:val="5D4037"/>
+          <w:sz w:val="24"/>
+          <w:szCs w:val="24"/>
+        </w:rPr>
         <w:t>❧  MES TÉMOIGNAGES PRIORITAIRES  ❧</w:t>
       </w:r>
     </w:p>
@@ -400,7 +520,7 @@
           <w:sz w:val="24"/>
           <w:szCs w:val="24"/>
         </w:rPr>
-        <w:t>❧  CE QUE VOUS DITES — DISTRIBUÉ PAR ACTES  ❧</w:t>
+        <w:t xml:space="preserve">❧  CE QUE VOUS DITES — SELON CE QUE CHLOÉ DEMANDE  ❧</w:t>
       </w:r>
     </w:p>
     <w:p>
@@ -413,10 +533,10 @@
           <w:b/>
           <w:bCs/>
         </w:rPr>
-        <w:t>ACTE I — Tatoine et Louis dans le jardin</w:t>
-      </w:r>
-      <w:r>
-        <w:t xml:space="preserve"> : « J’ai vu mon mari fumer au jardin vers 17h05. Plus tard, vers 17h20, j’ai aperçu Louis qui rentrait du jardin l’air sec. »</w:t>
+        <w:t xml:space="preserve">Tatoine et Louis dans le jardin : « J’ai vu mon mari fumer au jardin vers 17h05. Plus tard, vers 17h20, j’ai aperçu Louis qui rentrait du jardin l’air sec. »</w:t>
+      </w:r>
+      <w:r>
+        <w:t xml:space="preserve"/>
       </w:r>
     </w:p>
     <w:p>
@@ -429,10 +549,10 @@
           <w:b/>
           <w:bCs/>
         </w:rPr>
-        <w:t>ACTE II — Gautier passe avec sa mallette</w:t>
-      </w:r>
-      <w:r>
-        <w:t xml:space="preserve"> : « J’ai aperçu Gautier traverser le jardin vers 17h10, mallette sous le bras. Il avait l’air contrarié. »</w:t>
+        <w:t xml:space="preserve">Gautier passe avec sa mallette : « J’ai aperçu Gautier traverser le jardin vers 17h10, mallette sous le bras. Il avait l’air contrarié. »</w:t>
+      </w:r>
+      <w:r>
+        <w:t xml:space="preserve"/>
       </w:r>
     </w:p>
     <w:p>
@@ -445,17 +565,17 @@
           <w:b/>
           <w:bCs/>
         </w:rPr>
-        <w:t>ACTE III — Amandinette traversant le jardin à 17h32 (PIVOT — gardez jusqu’en Acte III).</w:t>
-      </w:r>
-      <w:r>
-        <w:t xml:space="preserve"> Si Chloé vous interroge spécifiquement sur Amandinette en Acte III, ou demande qui d’autre est passé : « Maintenant que vous insistez… oui. À 17h32, j’ai vu la Duchesse Amandinette traverser le jardin, pressée. Cela m’a frappée parce qu’elle était censée se reposer. Mais je me suis dit que je m’étais trompée. » </w:t>
-      </w:r>
-      <w:r>
-        <w:rPr>
-          <w:b/>
-          <w:bCs/>
-        </w:rPr>
-        <w:t>Ne livrez PAS cette info en Acte II.</w:t>
+        <w:t xml:space="preserve">Amandinette traversant le jardin à 17h32 (PIVOT — gardez jusqu’en Acte III). Si Chloé vous interroge spécifiquement sur Amandinette en Acte III, ou demande qui d’autre est passé : « Maintenant que vous insistez… oui. À 17h32, j’ai vu la Duchesse Amandinette traverser le jardin, pressée. Cela m’a frappée parce qu’elle était censée se reposer. Mais je me suis dit que je m’étais trompée. » Ne livrez PAS cette info en Acte II.</w:t>
+      </w:r>
+      <w:r>
+        <w:t xml:space="preserve"/>
+      </w:r>
+      <w:r>
+        <w:rPr>
+          <w:b/>
+          <w:bCs/>
+        </w:rPr>
+        <w:t/>
       </w:r>
     </w:p>
     <w:p>

--- a/Releases/V4.0_Stable/Decoupe/22_Clochette.docx
+++ b/Releases/V4.0_Stable/Decoupe/22_Clochette.docx
@@ -119,6 +119,21 @@
           <w:color w:val="6D4C41"/>
         </w:rPr>
         <w:t>« Lady Cloé Fischer de Crevonville, épouse de Tatoine. Je ne manque jamais un anniversaire des Beuhaies. »</w:t>
+      </w:r>
+    </w:p>
+    <w:p>
+      <w:pPr>
+        <w:spacing w:before="120" w:after="120" w:line="300" w:lineRule="auto"/>
+        <w:ind w:left="360" w:right="360"/>
+        <w:jc w:val="both"/>
+      </w:pPr>
+      <w:r>
+        <w:rPr>
+          <w:i/>
+          <w:iCs/>
+          <w:color w:val="6D4C41"/>
+        </w:rPr>
+        <w:t xml:space="preserve">👗 Votre allure. Robe de cocktail rose champagne à franges, longue ferronnière à plume sur le front, gants courts crème, cigarette dans un fume-cigarette d’écaille, perles aux poignets — la mondaine éclatante.</w:t>
       </w:r>
     </w:p>
     <w:p>

--- a/Releases/V4.0_Stable/Decoupe/22_Clochette.docx
+++ b/Releases/V4.0_Stable/Decoupe/22_Clochette.docx
@@ -119,21 +119,6 @@
           <w:color w:val="6D4C41"/>
         </w:rPr>
         <w:t>« Lady Cloé Fischer de Crevonville, épouse de Tatoine. Je ne manque jamais un anniversaire des Beuhaies. »</w:t>
-      </w:r>
-    </w:p>
-    <w:p>
-      <w:pPr>
-        <w:spacing w:before="120" w:after="120" w:line="300" w:lineRule="auto"/>
-        <w:ind w:left="360" w:right="360"/>
-        <w:jc w:val="both"/>
-      </w:pPr>
-      <w:r>
-        <w:rPr>
-          <w:i/>
-          <w:iCs/>
-          <w:color w:val="6D4C41"/>
-        </w:rPr>
-        <w:t xml:space="preserve">👗 Votre allure. Robe de cocktail rose champagne à franges, longue ferronnière à plume sur le front, gants courts crème, cigarette dans un fume-cigarette d’écaille, perles aux poignets — la mondaine éclatante.</w:t>
       </w:r>
     </w:p>
     <w:p>

--- a/Releases/V4.0_Stable/Decoupe/22_Clochette.docx
+++ b/Releases/V4.0_Stable/Decoupe/22_Clochette.docx
@@ -506,6 +506,141 @@
       </w:pPr>
       <w:r>
         <w:t>Léa savait et vous faisait chanter (1 000 livres pour son silence — somme que vous n’avez pas).</w:t>
+      </w:r>
+    </w:p>
+    <w:p>
+      <w:pPr>
+        <w:spacing w:before="60" w:after="60" w:line="300" w:lineRule="auto"/>
+        <w:jc w:val="both"/>
+      </w:pPr>
+      <w:r>
+        <w:t xml:space="preserve">❧  POUR ENRICHIR VOS RÉPONSES — petit monde, opinions, voix intérieure  ❧</w:t>
+      </w:r>
+    </w:p>
+    <w:p>
+      <w:pPr>
+        <w:spacing w:before="60" w:after="60" w:line="300" w:lineRule="auto"/>
+        <w:jc w:val="both"/>
+      </w:pPr>
+      <w:r>
+        <w:t xml:space="preserve">(Guidelines pour les questions banales — ce sont des points de départ, adaptez à votre style.)</w:t>
+      </w:r>
+    </w:p>
+    <w:p>
+      <w:pPr>
+        <w:spacing w:before="60" w:after="60" w:line="300" w:lineRule="auto"/>
+        <w:jc w:val="both"/>
+      </w:pPr>
+      <w:r>
+        <w:t xml:space="preserve">Votre vie quotidienne : Mondaine. Salons, dîners, soirées de cartes (rue Pierre Charron). Pas de profession. Saison à Deauville, hivers à Paris.</w:t>
+      </w:r>
+    </w:p>
+    <w:p>
+      <w:pPr>
+        <w:spacing w:before="60" w:after="60" w:line="300" w:lineRule="auto"/>
+        <w:jc w:val="both"/>
+      </w:pPr>
+      <w:r>
+        <w:t xml:space="preserve">Vos goûts (à servir si la conversation est culture/loisirs) : Le whist et le baccara, les robes Lanvin, la rumeur.</w:t>
+      </w:r>
+    </w:p>
+    <w:p>
+      <w:pPr>
+        <w:spacing w:before="60" w:after="60" w:line="300" w:lineRule="auto"/>
+        <w:jc w:val="both"/>
+      </w:pPr>
+      <w:r>
+        <w:t xml:space="preserve">❧  OPINIONS COURTES sur d'autres convives (à servir si on en parle)  ❧</w:t>
+      </w:r>
+    </w:p>
+    <w:p>
+      <w:pPr>
+        <w:spacing w:before="60" w:after="60" w:line="300" w:lineRule="auto"/>
+        <w:jc w:val="both"/>
+      </w:pPr>
+      <w:r>
+        <w:t xml:space="preserve">• Sur Sir Tatoine (votre époux) : « Tatoine. Il croit tout savoir de moi. C'est ce qui me rassure. »</w:t>
+      </w:r>
+    </w:p>
+    <w:p>
+      <w:pPr>
+        <w:spacing w:before="60" w:after="60" w:line="300" w:lineRule="auto"/>
+        <w:jc w:val="both"/>
+      </w:pPr>
+      <w:r>
+        <w:t xml:space="preserve">• Sur Lady Chloé : « Une amie chère. Nous nous comprenons. »</w:t>
+      </w:r>
+    </w:p>
+    <w:p>
+      <w:pPr>
+        <w:spacing w:before="60" w:after="60" w:line="300" w:lineRule="auto"/>
+        <w:jc w:val="both"/>
+      </w:pPr>
+      <w:r>
+        <w:t xml:space="preserve">• Sur Lady Léa : « Une plume redoutable au journal des mondains. »</w:t>
+      </w:r>
+    </w:p>
+    <w:p>
+      <w:pPr>
+        <w:spacing w:before="60" w:after="60" w:line="300" w:lineRule="auto"/>
+        <w:jc w:val="both"/>
+      </w:pPr>
+      <w:r>
+        <w:t xml:space="preserve">• Sur Lady Victoria : « Elle voit tout. Et raconte tout. Je l'évite quand je peux. »</w:t>
+      </w:r>
+    </w:p>
+    <w:p>
+      <w:pPr>
+        <w:spacing w:before="60" w:after="60" w:line="300" w:lineRule="auto"/>
+        <w:jc w:val="both"/>
+      </w:pPr>
+      <w:r>
+        <w:t xml:space="preserve">❧  PHRASES TOUTES-PRÊTES (pour ne jamais être à court)  ❧</w:t>
+      </w:r>
+    </w:p>
+    <w:p>
+      <w:pPr>
+        <w:spacing w:before="60" w:after="60" w:line="300" w:lineRule="auto"/>
+        <w:jc w:val="both"/>
+      </w:pPr>
+      <w:r>
+        <w:t xml:space="preserve">— « On joue ce soir, ma chère ? Je tiendrai votre revanche. »</w:t>
+      </w:r>
+    </w:p>
+    <w:p>
+      <w:pPr>
+        <w:spacing w:before="60" w:after="60" w:line="300" w:lineRule="auto"/>
+        <w:jc w:val="both"/>
+      </w:pPr>
+      <w:r>
+        <w:t xml:space="preserve">— « Excellent millésime — qui s'en occupe ? Amaury, n'est-ce pas ? »</w:t>
+      </w:r>
+    </w:p>
+    <w:p>
+      <w:pPr>
+        <w:spacing w:before="60" w:after="60" w:line="300" w:lineRule="auto"/>
+        <w:jc w:val="both"/>
+      </w:pPr>
+      <w:r>
+        <w:t xml:space="preserve">❧  VOTRE VOIX INTÉRIEURE (à ne PAS dire — mais à laisser influencer votre ton)  ❧</w:t>
+      </w:r>
+    </w:p>
+    <w:p>
+      <w:pPr>
+        <w:spacing w:before="60" w:after="60" w:line="300" w:lineRule="auto"/>
+        <w:jc w:val="both"/>
+      </w:pPr>
+      <w:r>
+        <w:t xml:space="preserve">• « Mille livres. Mille livres ce soir, m'avait-elle écrit. Et maintenant elle est morte — Dieu soit loué. »</w:t>
+      </w:r>
+    </w:p>
+    <w:p>
+      <w:pPr>
+        <w:spacing w:before="60" w:after="60" w:line="300" w:lineRule="auto"/>
+        <w:jc w:val="both"/>
+      </w:pPr>
+      <w:r>
+        <w:t xml:space="preserve">• « Tatoine sait-il quelque chose ? Je n'ose pas le regarder dans les yeux. »</w:t>
       </w:r>
     </w:p>
     <w:p>
